--- a/РГР/РГР. ИП-312 Дорогин Никита.docx
+++ b/РГР/РГР. ИП-312 Дорогин Никита.docx
@@ -1552,6 +1552,72 @@
           <w:lang w:val="en-US"/>
         </w:rPr>
       </w:pPr>
+      <w:r>
+        <w:rPr>
+          <w:noProof/>
+        </w:rPr>
+        <w:drawing>
+          <wp:anchor distT="0" distB="0" distL="114300" distR="114300" simplePos="0" relativeHeight="251658240" behindDoc="0" locked="0" layoutInCell="1" allowOverlap="1" wp14:anchorId="3FA6639A" wp14:editId="54B4AA5E">
+            <wp:simplePos x="0" y="0"/>
+            <wp:positionH relativeFrom="margin">
+              <wp:posOffset>-211455</wp:posOffset>
+            </wp:positionH>
+            <wp:positionV relativeFrom="paragraph">
+              <wp:posOffset>418465</wp:posOffset>
+            </wp:positionV>
+            <wp:extent cx="6153785" cy="3862705"/>
+            <wp:effectExtent l="0" t="0" r="0" b="4445"/>
+            <wp:wrapTopAndBottom/>
+            <wp:docPr id="958580421" name="Рисунок 1"/>
+            <wp:cNvGraphicFramePr>
+              <a:graphicFrameLocks xmlns:a="http://schemas.openxmlformats.org/drawingml/2006/main" noChangeAspect="1"/>
+            </wp:cNvGraphicFramePr>
+            <a:graphic xmlns:a="http://schemas.openxmlformats.org/drawingml/2006/main">
+              <a:graphicData uri="http://schemas.openxmlformats.org/drawingml/2006/picture">
+                <pic:pic xmlns:pic="http://schemas.openxmlformats.org/drawingml/2006/picture">
+                  <pic:nvPicPr>
+                    <pic:cNvPr id="958580421" name="Рисунок 1"/>
+                    <pic:cNvPicPr>
+                      <a:picLocks noChangeAspect="1" noChangeArrowheads="1"/>
+                    </pic:cNvPicPr>
+                  </pic:nvPicPr>
+                  <pic:blipFill>
+                    <a:blip r:embed="rId8">
+                      <a:extLst>
+                        <a:ext uri="{28A0092B-C50C-407E-A947-70E740481C1C}">
+                          <a14:useLocalDpi xmlns:a14="http://schemas.microsoft.com/office/drawing/2010/main" val="0"/>
+                        </a:ext>
+                      </a:extLst>
+                    </a:blip>
+                    <a:stretch>
+                      <a:fillRect/>
+                    </a:stretch>
+                  </pic:blipFill>
+                  <pic:spPr bwMode="auto">
+                    <a:xfrm>
+                      <a:off x="0" y="0"/>
+                      <a:ext cx="6153785" cy="3862705"/>
+                    </a:xfrm>
+                    <a:prstGeom prst="rect">
+                      <a:avLst/>
+                    </a:prstGeom>
+                    <a:noFill/>
+                    <a:ln>
+                      <a:noFill/>
+                    </a:ln>
+                  </pic:spPr>
+                </pic:pic>
+              </a:graphicData>
+            </a:graphic>
+            <wp14:sizeRelH relativeFrom="page">
+              <wp14:pctWidth>0</wp14:pctWidth>
+            </wp14:sizeRelH>
+            <wp14:sizeRelV relativeFrom="page">
+              <wp14:pctHeight>0</wp14:pctHeight>
+            </wp14:sizeRelV>
+          </wp:anchor>
+        </w:drawing>
+      </w:r>
     </w:p>
     <w:p>
       <w:pPr>
@@ -1566,7 +1632,7 @@
         <mc:AlternateContent>
           <mc:Choice Requires="wps">
             <w:drawing>
-              <wp:anchor distT="0" distB="0" distL="114300" distR="114300" simplePos="0" relativeHeight="251660288" behindDoc="0" locked="0" layoutInCell="1" allowOverlap="1" wp14:anchorId="558F91BF" wp14:editId="0FD6C11E">
+              <wp:anchor distT="0" distB="0" distL="114300" distR="114300" simplePos="0" relativeHeight="251660288" behindDoc="0" locked="0" layoutInCell="1" allowOverlap="1" wp14:anchorId="558F91BF" wp14:editId="58C6176A">
                 <wp:simplePos x="0" y="0"/>
                 <wp:positionH relativeFrom="column">
                   <wp:posOffset>-213360</wp:posOffset>
@@ -1803,73 +1869,6 @@
           </mc:Fallback>
         </mc:AlternateContent>
       </w:r>
-      <w:r>
-        <w:rPr>
-          <w:noProof/>
-        </w:rPr>
-        <w:drawing>
-          <wp:anchor distT="0" distB="0" distL="114300" distR="114300" simplePos="0" relativeHeight="251658240" behindDoc="0" locked="0" layoutInCell="1" allowOverlap="1" wp14:anchorId="3FA6639A" wp14:editId="0481AA1F">
-            <wp:simplePos x="0" y="0"/>
-            <wp:positionH relativeFrom="margin">
-              <wp:posOffset>-213360</wp:posOffset>
-            </wp:positionH>
-            <wp:positionV relativeFrom="paragraph">
-              <wp:posOffset>134620</wp:posOffset>
-            </wp:positionV>
-            <wp:extent cx="6153847" cy="3863340"/>
-            <wp:effectExtent l="0" t="0" r="0" b="3810"/>
-            <wp:wrapTopAndBottom/>
-            <wp:docPr id="958580421" name="Рисунок 1"/>
-            <wp:cNvGraphicFramePr>
-              <a:graphicFrameLocks xmlns:a="http://schemas.openxmlformats.org/drawingml/2006/main" noChangeAspect="1"/>
-            </wp:cNvGraphicFramePr>
-            <a:graphic xmlns:a="http://schemas.openxmlformats.org/drawingml/2006/main">
-              <a:graphicData uri="http://schemas.openxmlformats.org/drawingml/2006/picture">
-                <pic:pic xmlns:pic="http://schemas.openxmlformats.org/drawingml/2006/picture">
-                  <pic:nvPicPr>
-                    <pic:cNvPr id="0" name="Picture 1"/>
-                    <pic:cNvPicPr>
-                      <a:picLocks noChangeAspect="1" noChangeArrowheads="1"/>
-                    </pic:cNvPicPr>
-                  </pic:nvPicPr>
-                  <pic:blipFill>
-                    <a:blip r:embed="rId8">
-                      <a:extLst>
-                        <a:ext uri="{28A0092B-C50C-407E-A947-70E740481C1C}">
-                          <a14:useLocalDpi xmlns:a14="http://schemas.microsoft.com/office/drawing/2010/main" val="0"/>
-                        </a:ext>
-                      </a:extLst>
-                    </a:blip>
-                    <a:srcRect/>
-                    <a:stretch>
-                      <a:fillRect/>
-                    </a:stretch>
-                  </pic:blipFill>
-                  <pic:spPr bwMode="auto">
-                    <a:xfrm>
-                      <a:off x="0" y="0"/>
-                      <a:ext cx="6153847" cy="3863340"/>
-                    </a:xfrm>
-                    <a:prstGeom prst="rect">
-                      <a:avLst/>
-                    </a:prstGeom>
-                    <a:noFill/>
-                    <a:ln>
-                      <a:noFill/>
-                    </a:ln>
-                  </pic:spPr>
-                </pic:pic>
-              </a:graphicData>
-            </a:graphic>
-            <wp14:sizeRelH relativeFrom="page">
-              <wp14:pctWidth>0</wp14:pctWidth>
-            </wp14:sizeRelH>
-            <wp14:sizeRelV relativeFrom="page">
-              <wp14:pctHeight>0</wp14:pctHeight>
-            </wp14:sizeRelV>
-          </wp:anchor>
-        </w:drawing>
-      </w:r>
     </w:p>
     <w:p>
       <w:pPr>
@@ -2997,18 +2996,9 @@
     <w:p/>
     <w:p/>
     <w:p/>
+    <w:p/>
     <w:p>
       <w:pPr>
-        <w:rPr>
-          <w:lang w:val="en-US"/>
-        </w:rPr>
-      </w:pPr>
-    </w:p>
-    <w:p>
-      <w:pPr>
-        <w:rPr>
-          <w:lang w:val="en-US"/>
-        </w:rPr>
         <w:sectPr>
           <w:footerReference w:type="default" r:id="rId9"/>
           <w:pgSz w:w="11906" w:h="16838"/>
@@ -3735,7 +3725,6 @@
                 <w:rFonts w:ascii="Times New Roman" w:eastAsiaTheme="minorHAnsi" w:hAnsi="Times New Roman"/>
                 <w:sz w:val="28"/>
                 <w:szCs w:val="28"/>
-                <w:lang w:val="en-US"/>
               </w:rPr>
             </w:pPr>
           </w:p>
@@ -4005,17 +3994,7 @@
                 <w:szCs w:val="28"/>
                 <w:lang w:val="en-US"/>
               </w:rPr>
-              <w:t>pos</w:t>
-            </w:r>
-            <w:r>
-              <w:rPr>
-                <w:i/>
-                <w:iCs/>
-                <w:sz w:val="28"/>
-                <w:szCs w:val="28"/>
-                <w:lang w:val="en-US"/>
-              </w:rPr>
-              <w:t>id</w:t>
+              <w:t>posid</w:t>
             </w:r>
             <w:proofErr w:type="spellEnd"/>
           </w:p>
@@ -4118,16 +4097,7 @@
                 <w:szCs w:val="28"/>
                 <w:lang w:val="en-US"/>
               </w:rPr>
-              <w:t>5</w:t>
-            </w:r>
-            <w:r>
-              <w:rPr>
-                <w:rFonts w:ascii="Times New Roman" w:eastAsiaTheme="minorHAnsi" w:hAnsi="Times New Roman"/>
-                <w:sz w:val="28"/>
-                <w:szCs w:val="28"/>
-                <w:lang w:val="en-US"/>
-              </w:rPr>
-              <w:t>0)</w:t>
+              <w:t>50)</w:t>
             </w:r>
           </w:p>
           <w:p>
@@ -4158,16 +4128,7 @@
                 <w:szCs w:val="28"/>
                 <w:lang w:val="en-US"/>
               </w:rPr>
-              <w:t>10</w:t>
-            </w:r>
-            <w:r>
-              <w:rPr>
-                <w:rFonts w:ascii="Times New Roman" w:eastAsiaTheme="minorHAnsi" w:hAnsi="Times New Roman"/>
-                <w:sz w:val="28"/>
-                <w:szCs w:val="28"/>
-                <w:lang w:val="en-US"/>
-              </w:rPr>
-              <w:t>,2)</w:t>
+              <w:t>10,2)</w:t>
             </w:r>
           </w:p>
         </w:tc>
@@ -4445,7 +4406,6 @@
                 <w:rFonts w:ascii="Times New Roman" w:eastAsiaTheme="minorHAnsi" w:hAnsi="Times New Roman"/>
                 <w:sz w:val="28"/>
                 <w:szCs w:val="28"/>
-                <w:lang w:val="en-US"/>
               </w:rPr>
             </w:pPr>
             <w:r>
@@ -4520,9 +4480,13 @@
                 <w:szCs w:val="28"/>
                 <w:lang w:val="en-US"/>
               </w:rPr>
-              <w:t>c</w:t>
-            </w:r>
-            <w:r>
+              <w:t>cid</w:t>
+            </w:r>
+            <w:proofErr w:type="spellEnd"/>
+          </w:p>
+          <w:p>
+            <w:pPr>
+              <w:spacing w:line="240" w:lineRule="auto"/>
               <w:rPr>
                 <w:i/>
                 <w:iCs/>
@@ -4530,13 +4494,9 @@
                 <w:szCs w:val="28"/>
                 <w:lang w:val="en-US"/>
               </w:rPr>
-              <w:t>id</w:t>
-            </w:r>
-            <w:proofErr w:type="spellEnd"/>
-          </w:p>
-          <w:p>
-            <w:pPr>
-              <w:spacing w:line="240" w:lineRule="auto"/>
+            </w:pPr>
+            <w:proofErr w:type="spellStart"/>
+            <w:r>
               <w:rPr>
                 <w:i/>
                 <w:iCs/>
@@ -4544,27 +4504,7 @@
                 <w:szCs w:val="28"/>
                 <w:lang w:val="en-US"/>
               </w:rPr>
-            </w:pPr>
-            <w:proofErr w:type="spellStart"/>
-            <w:r>
-              <w:rPr>
-                <w:i/>
-                <w:iCs/>
-                <w:sz w:val="28"/>
-                <w:szCs w:val="28"/>
-                <w:lang w:val="en-US"/>
-              </w:rPr>
-              <w:t>full_</w:t>
-            </w:r>
-            <w:r>
-              <w:rPr>
-                <w:i/>
-                <w:iCs/>
-                <w:sz w:val="28"/>
-                <w:szCs w:val="28"/>
-                <w:lang w:val="en-US"/>
-              </w:rPr>
-              <w:t>name</w:t>
+              <w:t>full_name</w:t>
             </w:r>
             <w:proofErr w:type="spellEnd"/>
           </w:p>
@@ -4756,16 +4696,7 @@
                 <w:szCs w:val="28"/>
                 <w:lang w:val="en-US"/>
               </w:rPr>
-              <w:t>20</w:t>
-            </w:r>
-            <w:r>
-              <w:rPr>
-                <w:rFonts w:ascii="Times New Roman" w:eastAsiaTheme="minorHAnsi" w:hAnsi="Times New Roman"/>
-                <w:sz w:val="28"/>
-                <w:szCs w:val="28"/>
-                <w:lang w:val="en-US"/>
-              </w:rPr>
-              <w:t>)</w:t>
+              <w:t>20)</w:t>
             </w:r>
           </w:p>
           <w:p>
@@ -4796,16 +4727,7 @@
                 <w:szCs w:val="28"/>
                 <w:lang w:val="en-US"/>
               </w:rPr>
-              <w:t>20</w:t>
-            </w:r>
-            <w:r>
-              <w:rPr>
-                <w:rFonts w:ascii="Times New Roman" w:eastAsiaTheme="minorHAnsi" w:hAnsi="Times New Roman"/>
-                <w:sz w:val="28"/>
-                <w:szCs w:val="28"/>
-                <w:lang w:val="en-US"/>
-              </w:rPr>
-              <w:t>)</w:t>
+              <w:t>20)</w:t>
             </w:r>
           </w:p>
           <w:p>
@@ -5047,7 +4969,6 @@
                 <w:rFonts w:ascii="Times New Roman" w:eastAsiaTheme="minorHAnsi" w:hAnsi="Times New Roman"/>
                 <w:sz w:val="28"/>
                 <w:szCs w:val="28"/>
-                <w:lang w:val="en-US"/>
               </w:rPr>
             </w:pPr>
           </w:p>
@@ -5059,7 +4980,6 @@
                 <w:rFonts w:ascii="Times New Roman" w:eastAsiaTheme="minorHAnsi" w:hAnsi="Times New Roman"/>
                 <w:sz w:val="28"/>
                 <w:szCs w:val="28"/>
-                <w:lang w:val="en-US"/>
               </w:rPr>
             </w:pPr>
           </w:p>
@@ -5087,25 +5007,7 @@
                 <w:sz w:val="28"/>
                 <w:szCs w:val="28"/>
               </w:rPr>
-              <w:t>, формат ^\</w:t>
-            </w:r>
-            <w:proofErr w:type="gramStart"/>
-            <w:r>
-              <w:rPr>
-                <w:rFonts w:ascii="Times New Roman" w:eastAsiaTheme="minorHAnsi" w:hAnsi="Times New Roman"/>
-                <w:sz w:val="28"/>
-                <w:szCs w:val="28"/>
-              </w:rPr>
-              <w:t>+?[</w:t>
-            </w:r>
-            <w:proofErr w:type="gramEnd"/>
-            <w:r>
-              <w:rPr>
-                <w:rFonts w:ascii="Times New Roman" w:eastAsiaTheme="minorHAnsi" w:hAnsi="Times New Roman"/>
-                <w:sz w:val="28"/>
-                <w:szCs w:val="28"/>
-              </w:rPr>
-              <w:t>0-9\</w:t>
+              <w:t>, формат ^\+?[0-9\</w:t>
             </w:r>
             <w:proofErr w:type="gramStart"/>
             <w:r>
@@ -6287,15 +6189,7 @@
                 <w:sz w:val="28"/>
                 <w:szCs w:val="28"/>
               </w:rPr>
-              <w:t>номер колонки</w:t>
-            </w:r>
-            <w:r>
-              <w:rPr>
-                <w:rFonts w:ascii="Times New Roman" w:eastAsiaTheme="minorHAnsi" w:hAnsi="Times New Roman"/>
-                <w:sz w:val="28"/>
-                <w:szCs w:val="28"/>
-              </w:rPr>
-              <w:t xml:space="preserve"> (</w:t>
+              <w:t>номер колонки (</w:t>
             </w:r>
             <w:proofErr w:type="spellStart"/>
             <w:r>
@@ -7856,7 +7750,6 @@
                 <w:rFonts w:ascii="Times New Roman" w:eastAsiaTheme="minorHAnsi" w:hAnsi="Times New Roman"/>
                 <w:sz w:val="28"/>
                 <w:szCs w:val="28"/>
-                <w:lang w:val="en-US"/>
               </w:rPr>
             </w:pPr>
             <w:r>
@@ -8542,58 +8435,25 @@
                 <w:rFonts w:ascii="Times New Roman" w:eastAsiaTheme="minorHAnsi" w:hAnsi="Times New Roman"/>
                 <w:sz w:val="28"/>
                 <w:szCs w:val="28"/>
-                <w:lang w:val="en-US"/>
-              </w:rPr>
-            </w:pPr>
-          </w:p>
-          <w:p>
-            <w:pPr>
-              <w:spacing w:line="240" w:lineRule="auto"/>
-              <w:rPr>
-                <w:rFonts w:ascii="Times New Roman" w:eastAsiaTheme="minorHAnsi" w:hAnsi="Times New Roman"/>
-                <w:sz w:val="28"/>
-                <w:szCs w:val="28"/>
-              </w:rPr>
-            </w:pPr>
-            <w:proofErr w:type="spellStart"/>
-            <w:r>
-              <w:rPr>
-                <w:rFonts w:ascii="Times New Roman" w:eastAsiaTheme="minorHAnsi" w:hAnsi="Times New Roman"/>
-                <w:sz w:val="28"/>
-                <w:szCs w:val="28"/>
-                <w:lang w:val="en-US"/>
-              </w:rPr>
-              <w:t>по</w:t>
-            </w:r>
-            <w:proofErr w:type="spellEnd"/>
-            <w:r>
-              <w:rPr>
-                <w:rFonts w:ascii="Times New Roman" w:eastAsiaTheme="minorHAnsi" w:hAnsi="Times New Roman"/>
-                <w:sz w:val="28"/>
-                <w:szCs w:val="28"/>
-                <w:lang w:val="en-US"/>
-              </w:rPr>
-              <w:t xml:space="preserve"> </w:t>
-            </w:r>
-            <w:proofErr w:type="spellStart"/>
-            <w:r>
-              <w:rPr>
-                <w:rFonts w:ascii="Times New Roman" w:eastAsiaTheme="minorHAnsi" w:hAnsi="Times New Roman"/>
-                <w:sz w:val="28"/>
-                <w:szCs w:val="28"/>
-                <w:lang w:val="en-US"/>
-              </w:rPr>
-              <w:t>умолчанию</w:t>
-            </w:r>
-            <w:proofErr w:type="spellEnd"/>
-            <w:r>
-              <w:rPr>
-                <w:rFonts w:ascii="Times New Roman" w:eastAsiaTheme="minorHAnsi" w:hAnsi="Times New Roman"/>
-                <w:sz w:val="28"/>
-                <w:szCs w:val="28"/>
-                <w:lang w:val="en-US"/>
-              </w:rPr>
-              <w:t xml:space="preserve"> </w:t>
+              </w:rPr>
+            </w:pPr>
+          </w:p>
+          <w:p>
+            <w:pPr>
+              <w:spacing w:line="240" w:lineRule="auto"/>
+              <w:rPr>
+                <w:rFonts w:ascii="Times New Roman" w:eastAsiaTheme="minorHAnsi" w:hAnsi="Times New Roman"/>
+                <w:sz w:val="28"/>
+                <w:szCs w:val="28"/>
+              </w:rPr>
+            </w:pPr>
+            <w:r>
+              <w:rPr>
+                <w:rFonts w:ascii="Times New Roman" w:eastAsiaTheme="minorHAnsi" w:hAnsi="Times New Roman"/>
+                <w:sz w:val="28"/>
+                <w:szCs w:val="28"/>
+              </w:rPr>
+              <w:t xml:space="preserve">по умолчанию </w:t>
             </w:r>
             <w:r>
               <w:rPr>
@@ -8611,48 +8471,43 @@
                 <w:rFonts w:ascii="Times New Roman" w:eastAsiaTheme="minorHAnsi" w:hAnsi="Times New Roman"/>
                 <w:sz w:val="28"/>
                 <w:szCs w:val="28"/>
-                <w:lang w:val="en-US"/>
-              </w:rPr>
-            </w:pPr>
-          </w:p>
-          <w:p>
-            <w:pPr>
-              <w:spacing w:line="240" w:lineRule="auto"/>
-              <w:rPr>
-                <w:rFonts w:ascii="Times New Roman" w:eastAsiaTheme="minorHAnsi" w:hAnsi="Times New Roman"/>
-                <w:sz w:val="28"/>
-                <w:szCs w:val="28"/>
-                <w:lang w:val="en-US"/>
-              </w:rPr>
-            </w:pPr>
-          </w:p>
-          <w:p>
-            <w:pPr>
-              <w:spacing w:line="240" w:lineRule="auto"/>
-              <w:rPr>
-                <w:rFonts w:ascii="Times New Roman" w:eastAsiaTheme="minorHAnsi" w:hAnsi="Times New Roman"/>
-                <w:sz w:val="28"/>
-                <w:szCs w:val="28"/>
-                <w:lang w:val="en-US"/>
-              </w:rPr>
-            </w:pPr>
-          </w:p>
-          <w:p>
-            <w:pPr>
-              <w:spacing w:line="240" w:lineRule="auto"/>
-              <w:rPr>
-                <w:rFonts w:ascii="Times New Roman" w:eastAsiaTheme="minorHAnsi" w:hAnsi="Times New Roman"/>
-                <w:sz w:val="28"/>
-                <w:szCs w:val="28"/>
-                <w:lang w:val="en-US"/>
-              </w:rPr>
-            </w:pPr>
-            <w:r>
-              <w:rPr>
-                <w:rFonts w:ascii="Times New Roman" w:eastAsiaTheme="minorHAnsi" w:hAnsi="Times New Roman"/>
-                <w:sz w:val="28"/>
-                <w:szCs w:val="28"/>
-                <w:lang w:val="en-US"/>
+              </w:rPr>
+            </w:pPr>
+          </w:p>
+          <w:p>
+            <w:pPr>
+              <w:spacing w:line="240" w:lineRule="auto"/>
+              <w:rPr>
+                <w:rFonts w:ascii="Times New Roman" w:eastAsiaTheme="minorHAnsi" w:hAnsi="Times New Roman"/>
+                <w:sz w:val="28"/>
+                <w:szCs w:val="28"/>
+              </w:rPr>
+            </w:pPr>
+          </w:p>
+          <w:p>
+            <w:pPr>
+              <w:spacing w:line="240" w:lineRule="auto"/>
+              <w:rPr>
+                <w:rFonts w:ascii="Times New Roman" w:eastAsiaTheme="minorHAnsi" w:hAnsi="Times New Roman"/>
+                <w:sz w:val="28"/>
+                <w:szCs w:val="28"/>
+              </w:rPr>
+            </w:pPr>
+          </w:p>
+          <w:p>
+            <w:pPr>
+              <w:spacing w:line="240" w:lineRule="auto"/>
+              <w:rPr>
+                <w:rFonts w:ascii="Times New Roman" w:eastAsiaTheme="minorHAnsi" w:hAnsi="Times New Roman"/>
+                <w:sz w:val="28"/>
+                <w:szCs w:val="28"/>
+              </w:rPr>
+            </w:pPr>
+            <w:r>
+              <w:rPr>
+                <w:rFonts w:ascii="Times New Roman" w:eastAsiaTheme="minorHAnsi" w:hAnsi="Times New Roman"/>
+                <w:sz w:val="28"/>
+                <w:szCs w:val="28"/>
               </w:rPr>
               <w:t>&gt;</w:t>
             </w:r>
@@ -8661,16 +8516,14 @@
                 <w:rFonts w:ascii="Times New Roman" w:eastAsiaTheme="minorHAnsi" w:hAnsi="Times New Roman"/>
                 <w:sz w:val="28"/>
                 <w:szCs w:val="28"/>
-                <w:lang w:val="en-US"/>
-              </w:rPr>
-              <w:t xml:space="preserve"> </w:t>
-            </w:r>
-            <w:r>
-              <w:rPr>
-                <w:rFonts w:ascii="Times New Roman" w:eastAsiaTheme="minorHAnsi" w:hAnsi="Times New Roman"/>
-                <w:sz w:val="28"/>
-                <w:szCs w:val="28"/>
-                <w:lang w:val="en-US"/>
+              </w:rPr>
+              <w:t xml:space="preserve"> </w:t>
+            </w:r>
+            <w:r>
+              <w:rPr>
+                <w:rFonts w:ascii="Times New Roman" w:eastAsiaTheme="minorHAnsi" w:hAnsi="Times New Roman"/>
+                <w:sz w:val="28"/>
+                <w:szCs w:val="28"/>
               </w:rPr>
               <w:t>0</w:t>
             </w:r>
@@ -11261,10 +11114,9 @@
               <w:shd w:val="clear" w:color="auto" w:fill="FFFFFF"/>
               <w:spacing w:line="240" w:lineRule="auto"/>
               <w:rPr>
-                <w:rFonts w:ascii="Courier New" w:eastAsia="Times New Roman" w:hAnsi="Courier New" w:cs="Courier New"/>
-                <w:color w:val="000000"/>
-                <w:sz w:val="28"/>
-                <w:szCs w:val="28"/>
+                <w:rFonts w:ascii="Times New Roman" w:eastAsia="Times New Roman" w:hAnsi="Times New Roman"/>
+                <w:sz w:val="24"/>
+                <w:szCs w:val="24"/>
                 <w:lang w:val="en-US" w:eastAsia="ru-RU"/>
               </w:rPr>
             </w:pPr>
@@ -11300,7 +11152,7 @@
                 <w:szCs w:val="28"/>
                 <w:lang w:val="en-US" w:eastAsia="ru-RU"/>
               </w:rPr>
-              <w:t>INNER</w:t>
+              <w:t>RIGHT</w:t>
             </w:r>
             <w:r>
               <w:rPr>
@@ -11404,17 +11256,7 @@
                 <w:szCs w:val="28"/>
                 <w:lang w:val="en-US" w:eastAsia="ru-RU"/>
               </w:rPr>
-              <w:t>INNER</w:t>
-            </w:r>
-            <w:r>
-              <w:rPr>
-                <w:rFonts w:ascii="Courier New" w:eastAsia="Times New Roman" w:hAnsi="Courier New" w:cs="Courier New"/>
-                <w:color w:val="000000"/>
-                <w:sz w:val="28"/>
-                <w:szCs w:val="28"/>
-                <w:lang w:val="en-US" w:eastAsia="ru-RU"/>
-              </w:rPr>
-              <w:t xml:space="preserve"> </w:t>
+              <w:t>LEFT</w:t>
             </w:r>
             <w:r>
               <w:rPr>
@@ -11426,6 +11268,18 @@
                 <w:szCs w:val="28"/>
                 <w:lang w:val="en-US" w:eastAsia="ru-RU"/>
               </w:rPr>
+              <w:t xml:space="preserve"> </w:t>
+            </w:r>
+            <w:r>
+              <w:rPr>
+                <w:rFonts w:ascii="Courier New" w:eastAsia="Times New Roman" w:hAnsi="Courier New" w:cs="Courier New"/>
+                <w:b/>
+                <w:bCs/>
+                <w:color w:val="0000FF"/>
+                <w:sz w:val="28"/>
+                <w:szCs w:val="28"/>
+                <w:lang w:val="en-US" w:eastAsia="ru-RU"/>
+              </w:rPr>
               <w:t>JOIN</w:t>
             </w:r>
             <w:r>
@@ -11528,12 +11382,14 @@
                 <w:szCs w:val="28"/>
                 <w:lang w:val="en-US" w:eastAsia="ru-RU"/>
               </w:rPr>
-              <w:t>INNER</w:t>
-            </w:r>
-            <w:r>
-              <w:rPr>
-                <w:rFonts w:ascii="Courier New" w:eastAsia="Times New Roman" w:hAnsi="Courier New" w:cs="Courier New"/>
-                <w:color w:val="000000"/>
+              <w:t>LEFT</w:t>
+            </w:r>
+            <w:r>
+              <w:rPr>
+                <w:rFonts w:ascii="Courier New" w:eastAsia="Times New Roman" w:hAnsi="Courier New"/>
+                <w:b/>
+                <w:bCs/>
+                <w:color w:val="0000FF"/>
                 <w:sz w:val="28"/>
                 <w:szCs w:val="28"/>
                 <w:lang w:val="en-US" w:eastAsia="ru-RU"/>
